--- a/docs/01-project-proposal.docx
+++ b/docs/01-project-proposal.docx
@@ -1618,7 +1618,7 @@
           </w:tcPr>
           <w:p>
             <w:r>
-              <w:t>Autonomous prescribing or dose calculation; mobile applications and PWA</w:t>
+              <w:t>Autonomous prescribing or dose calculation</w:t>
             </w:r>
           </w:p>
         </w:tc>
